--- a/JioFibre_edits.docx
+++ b/JioFibre_edits.docx
@@ -465,7 +465,6 @@
         <w:tblCellMar>
           <w:top w:w="26" w:type="dxa"/>
           <w:left w:w="141" w:type="dxa"/>
-          <w:bottom w:w="0" w:type="dxa"/>
           <w:right w:w="115" w:type="dxa"/>
         </w:tblCellMar>
         <w:tblLook w:val="04A0" w:firstRow="1" w:lastRow="0" w:firstColumn="1" w:lastColumn="0" w:noHBand="0" w:noVBand="1"/>
@@ -898,7 +897,6 @@
               <w:tabs>
                 <w:tab w:val="right" w:pos="4877"/>
               </w:tabs>
-              <w:spacing w:after="0"/>
             </w:pPr>
             <w:r>
               <w:rPr>
@@ -2556,7 +2554,6 @@
         <w:tblCellMar>
           <w:top w:w="6" w:type="dxa"/>
           <w:left w:w="47" w:type="dxa"/>
-          <w:bottom w:w="0" w:type="dxa"/>
           <w:right w:w="36" w:type="dxa"/>
         </w:tblCellMar>
         <w:tblLook w:val="04A0" w:firstRow="1" w:lastRow="0" w:firstColumn="1" w:lastColumn="0" w:noHBand="0" w:noVBand="1"/>
@@ -2581,9 +2578,6 @@
             <w:shd w:val="clear" w:color="auto" w:fill="E0E0E0"/>
           </w:tcPr>
           <w:p>
-            <w:pPr>
-              <w:spacing w:after="0"/>
-            </w:pPr>
             <w:r>
               <w:rPr>
                 <w:rFonts w:ascii="Arial" w:eastAsia="Arial" w:hAnsi="Arial" w:cs="Arial"/>
@@ -2607,7 +2601,6 @@
           </w:tcPr>
           <w:p>
             <w:pPr>
-              <w:spacing w:after="0"/>
               <w:jc w:val="right"/>
             </w:pPr>
             <w:r>
@@ -2616,15 +2609,7 @@
                 <w:b/>
                 <w:sz w:val="20"/>
               </w:rPr>
-              <w:t>859</w:t>
-            </w:r>
-            <w:r>
-              <w:rPr>
-                <w:rFonts w:ascii="Arial" w:eastAsia="Arial" w:hAnsi="Arial" w:cs="Arial"/>
-                <w:b/>
-                <w:sz w:val="20"/>
-              </w:rPr>
-              <w:t>.82</w:t>
+              <w:t>859.82</w:t>
             </w:r>
           </w:p>
         </w:tc>
@@ -2651,8 +2636,6 @@
         <w:tblInd w:w="-47" w:type="dxa"/>
         <w:tblCellMar>
           <w:top w:w="34" w:type="dxa"/>
-          <w:left w:w="0" w:type="dxa"/>
-          <w:bottom w:w="0" w:type="dxa"/>
           <w:right w:w="34" w:type="dxa"/>
         </w:tblCellMar>
         <w:tblLook w:val="04A0" w:firstRow="1" w:lastRow="0" w:firstColumn="1" w:lastColumn="0" w:noHBand="0" w:noVBand="1"/>
@@ -2692,7 +2675,6 @@
           </w:tcPr>
           <w:p>
             <w:pPr>
-              <w:spacing w:after="0"/>
               <w:ind w:left="79"/>
             </w:pPr>
             <w:r>
@@ -2722,7 +2704,6 @@
                 <w:tab w:val="center" w:pos="1224"/>
                 <w:tab w:val="center" w:pos="2600"/>
               </w:tabs>
-              <w:spacing w:after="0"/>
             </w:pPr>
             <w:r>
               <w:tab/>
@@ -2759,7 +2740,6 @@
           </w:tcPr>
           <w:p>
             <w:pPr>
-              <w:spacing w:after="0"/>
               <w:ind w:left="98"/>
             </w:pPr>
             <w:r>
@@ -2784,9 +2764,6 @@
             </w:tcBorders>
           </w:tcPr>
           <w:p>
-            <w:pPr>
-              <w:spacing w:after="0"/>
-            </w:pPr>
             <w:r>
               <w:rPr>
                 <w:rFonts w:ascii="Arial" w:eastAsia="Arial" w:hAnsi="Arial" w:cs="Arial"/>
@@ -2810,7 +2787,6 @@
           </w:tcPr>
           <w:p>
             <w:pPr>
-              <w:spacing w:after="0"/>
               <w:jc w:val="both"/>
             </w:pPr>
             <w:r>
@@ -2844,7 +2820,6 @@
               <w:tabs>
                 <w:tab w:val="center" w:pos="1497"/>
               </w:tabs>
-              <w:spacing w:after="0"/>
             </w:pPr>
             <w:r>
               <w:rPr>
@@ -2880,7 +2855,6 @@
                 <w:tab w:val="center" w:pos="1388"/>
                 <w:tab w:val="center" w:pos="2681"/>
               </w:tabs>
-              <w:spacing w:after="0"/>
             </w:pPr>
             <w:r>
               <w:tab/>
@@ -2915,7 +2889,6 @@
           </w:tcPr>
           <w:p>
             <w:pPr>
-              <w:spacing w:after="0"/>
               <w:ind w:left="98"/>
             </w:pPr>
             <w:r>
@@ -2940,7 +2913,6 @@
           </w:tcPr>
           <w:p>
             <w:pPr>
-              <w:spacing w:after="0"/>
               <w:ind w:left="492"/>
             </w:pPr>
             <w:r>
@@ -2965,7 +2937,6 @@
           </w:tcPr>
           <w:p>
             <w:pPr>
-              <w:spacing w:after="0"/>
               <w:jc w:val="right"/>
             </w:pPr>
             <w:r>
@@ -2973,14 +2944,7 @@
                 <w:rFonts w:ascii="Arial" w:eastAsia="Arial" w:hAnsi="Arial" w:cs="Arial"/>
                 <w:sz w:val="16"/>
               </w:rPr>
-              <w:t>800</w:t>
-            </w:r>
-            <w:r>
-              <w:rPr>
-                <w:rFonts w:ascii="Arial" w:eastAsia="Arial" w:hAnsi="Arial" w:cs="Arial"/>
-                <w:sz w:val="16"/>
-              </w:rPr>
-              <w:t>.00</w:t>
+              <w:t>800.00</w:t>
             </w:r>
           </w:p>
         </w:tc>
@@ -3031,7 +2995,6 @@
           </w:p>
           <w:p>
             <w:pPr>
-              <w:spacing w:after="0"/>
               <w:ind w:left="79"/>
             </w:pPr>
             <w:r>
@@ -3109,7 +3072,6 @@
           </w:tcPr>
           <w:p>
             <w:pPr>
-              <w:spacing w:after="0"/>
               <w:jc w:val="right"/>
             </w:pPr>
             <w:r>
@@ -3117,18 +3079,8 @@
                 <w:rFonts w:ascii="Arial" w:eastAsia="Arial" w:hAnsi="Arial" w:cs="Arial"/>
                 <w:b/>
                 <w:sz w:val="16"/>
-                <w:u w:val="single" w:color="000000"/>
-              </w:rPr>
-              <w:t>800</w:t>
-            </w:r>
-            <w:r>
-              <w:rPr>
-                <w:rFonts w:ascii="Arial" w:eastAsia="Arial" w:hAnsi="Arial" w:cs="Arial"/>
-                <w:b/>
-                <w:sz w:val="16"/>
-                <w:u w:val="single" w:color="000000"/>
-              </w:rPr>
-              <w:t>.00</w:t>
+              </w:rPr>
+              <w:t>800.00</w:t>
             </w:r>
           </w:p>
         </w:tc>
@@ -3150,7 +3102,6 @@
           </w:tcPr>
           <w:p>
             <w:pPr>
-              <w:spacing w:after="0"/>
               <w:ind w:left="79"/>
             </w:pPr>
             <w:r>
@@ -3175,9 +3126,6 @@
             </w:tcBorders>
           </w:tcPr>
           <w:p>
-            <w:pPr>
-              <w:spacing w:after="0"/>
-            </w:pPr>
             <w:r>
               <w:rPr>
                 <w:rFonts w:ascii="Arial" w:eastAsia="Arial" w:hAnsi="Arial" w:cs="Arial"/>
@@ -3200,9 +3148,6 @@
             </w:tcBorders>
           </w:tcPr>
           <w:p>
-            <w:pPr>
-              <w:spacing w:after="0"/>
-            </w:pPr>
             <w:r>
               <w:rPr>
                 <w:rFonts w:ascii="Arial" w:eastAsia="Arial" w:hAnsi="Arial" w:cs="Arial"/>
@@ -3225,9 +3170,6 @@
             </w:tcBorders>
           </w:tcPr>
           <w:p>
-            <w:pPr>
-              <w:spacing w:after="0"/>
-            </w:pPr>
             <w:r>
               <w:rPr>
                 <w:rFonts w:ascii="Arial" w:eastAsia="Arial" w:hAnsi="Arial" w:cs="Arial"/>
@@ -3264,7 +3206,6 @@
           </w:tcPr>
           <w:p>
             <w:pPr>
-              <w:spacing w:after="0"/>
               <w:jc w:val="both"/>
             </w:pPr>
             <w:r>
@@ -3335,7 +3276,6 @@
           </w:p>
           <w:p>
             <w:pPr>
-              <w:spacing w:after="0"/>
               <w:ind w:left="47"/>
             </w:pPr>
             <w:r>
@@ -3361,24 +3301,14 @@
           </w:tcPr>
           <w:p>
             <w:pPr>
-              <w:spacing w:after="0"/>
               <w:ind w:left="381"/>
             </w:pPr>
             <w:r>
               <w:rPr>
                 <w:rFonts w:ascii="Arial" w:eastAsia="Arial" w:hAnsi="Arial" w:cs="Arial"/>
                 <w:sz w:val="16"/>
-                <w:u w:val="single" w:color="000000"/>
-              </w:rPr>
-              <w:t>800</w:t>
-            </w:r>
-            <w:r>
-              <w:rPr>
-                <w:rFonts w:ascii="Arial" w:eastAsia="Arial" w:hAnsi="Arial" w:cs="Arial"/>
-                <w:sz w:val="16"/>
-                <w:u w:val="single" w:color="000000"/>
-              </w:rPr>
-              <w:t>.00</w:t>
+              </w:rPr>
+              <w:t>800.00</w:t>
             </w:r>
           </w:p>
         </w:tc>
@@ -3395,24 +3325,14 @@
           </w:tcPr>
           <w:p>
             <w:pPr>
-              <w:spacing w:after="0"/>
               <w:ind w:left="267"/>
             </w:pPr>
             <w:r>
               <w:rPr>
                 <w:rFonts w:ascii="Arial" w:eastAsia="Arial" w:hAnsi="Arial" w:cs="Arial"/>
                 <w:sz w:val="16"/>
-                <w:u w:val="single" w:color="000000"/>
-              </w:rPr>
-              <w:t>29</w:t>
-            </w:r>
-            <w:r>
-              <w:rPr>
-                <w:rFonts w:ascii="Arial" w:eastAsia="Arial" w:hAnsi="Arial" w:cs="Arial"/>
-                <w:sz w:val="16"/>
-                <w:u w:val="single" w:color="000000"/>
-              </w:rPr>
-              <w:t>.91</w:t>
+              </w:rPr>
+              <w:t>29.91</w:t>
             </w:r>
           </w:p>
         </w:tc>
@@ -3429,24 +3349,14 @@
           </w:tcPr>
           <w:p>
             <w:pPr>
-              <w:spacing w:after="0"/>
               <w:ind w:left="252"/>
             </w:pPr>
             <w:r>
               <w:rPr>
                 <w:rFonts w:ascii="Arial" w:eastAsia="Arial" w:hAnsi="Arial" w:cs="Arial"/>
                 <w:sz w:val="16"/>
-                <w:u w:val="single" w:color="000000"/>
-              </w:rPr>
-              <w:t>29</w:t>
-            </w:r>
-            <w:r>
-              <w:rPr>
-                <w:rFonts w:ascii="Arial" w:eastAsia="Arial" w:hAnsi="Arial" w:cs="Arial"/>
-                <w:sz w:val="16"/>
-                <w:u w:val="single" w:color="000000"/>
-              </w:rPr>
-              <w:t>.91</w:t>
+              </w:rPr>
+              <w:t>29.91</w:t>
             </w:r>
           </w:p>
         </w:tc>
@@ -3476,24 +3386,14 @@
           </w:tcPr>
           <w:p>
             <w:pPr>
-              <w:spacing w:after="0"/>
               <w:jc w:val="right"/>
             </w:pPr>
             <w:r>
               <w:rPr>
                 <w:rFonts w:ascii="Arial" w:eastAsia="Arial" w:hAnsi="Arial" w:cs="Arial"/>
                 <w:sz w:val="16"/>
-                <w:u w:val="single" w:color="000000"/>
-              </w:rPr>
-              <w:t>859</w:t>
-            </w:r>
-            <w:r>
-              <w:rPr>
-                <w:rFonts w:ascii="Arial" w:eastAsia="Arial" w:hAnsi="Arial" w:cs="Arial"/>
-                <w:sz w:val="16"/>
-                <w:u w:val="single" w:color="000000"/>
-              </w:rPr>
-              <w:t>.82</w:t>
+              </w:rPr>
+              <w:t>859.82</w:t>
             </w:r>
           </w:p>
         </w:tc>
@@ -3523,9 +3423,6 @@
             </w:tcBorders>
           </w:tcPr>
           <w:p>
-            <w:pPr>
-              <w:spacing w:after="0"/>
-            </w:pPr>
             <w:r>
               <w:rPr>
                 <w:rFonts w:ascii="Arial" w:eastAsia="Arial" w:hAnsi="Arial" w:cs="Arial"/>
@@ -3561,9 +3458,6 @@
             </w:tcBorders>
           </w:tcPr>
           <w:p>
-            <w:pPr>
-              <w:spacing w:after="0"/>
-            </w:pPr>
             <w:r>
               <w:rPr>
                 <w:rFonts w:ascii="Arial" w:eastAsia="Arial" w:hAnsi="Arial" w:cs="Arial"/>
@@ -3599,9 +3493,6 @@
             </w:tcBorders>
           </w:tcPr>
           <w:p>
-            <w:pPr>
-              <w:spacing w:after="0"/>
-            </w:pPr>
             <w:r>
               <w:rPr>
                 <w:rFonts w:ascii="Arial" w:eastAsia="Arial" w:hAnsi="Arial" w:cs="Arial"/>
@@ -3622,9 +3513,6 @@
             </w:tcBorders>
           </w:tcPr>
           <w:p>
-            <w:pPr>
-              <w:spacing w:after="0"/>
-            </w:pPr>
             <w:r>
               <w:rPr>
                 <w:rFonts w:ascii="Arial" w:eastAsia="Arial" w:hAnsi="Arial" w:cs="Arial"/>
@@ -3645,9 +3533,6 @@
             </w:tcBorders>
           </w:tcPr>
           <w:p>
-            <w:pPr>
-              <w:spacing w:after="0"/>
-            </w:pPr>
             <w:r>
               <w:rPr>
                 <w:rFonts w:ascii="Arial" w:eastAsia="Arial" w:hAnsi="Arial" w:cs="Arial"/>
@@ -3669,9 +3554,6 @@
             </w:tcBorders>
           </w:tcPr>
           <w:p>
-            <w:pPr>
-              <w:spacing w:after="0"/>
-            </w:pPr>
             <w:r>
               <w:rPr>
                 <w:rFonts w:ascii="Arial" w:eastAsia="Arial" w:hAnsi="Arial" w:cs="Arial"/>
@@ -3693,9 +3575,6 @@
             </w:tcBorders>
           </w:tcPr>
           <w:p>
-            <w:pPr>
-              <w:spacing w:after="0"/>
-            </w:pPr>
             <w:r>
               <w:rPr>
                 <w:rFonts w:ascii="Arial" w:eastAsia="Arial" w:hAnsi="Arial" w:cs="Arial"/>
@@ -3717,9 +3596,6 @@
             </w:tcBorders>
           </w:tcPr>
           <w:p>
-            <w:pPr>
-              <w:spacing w:after="0"/>
-            </w:pPr>
             <w:r>
               <w:rPr>
                 <w:rFonts w:ascii="Arial" w:eastAsia="Arial" w:hAnsi="Arial" w:cs="Arial"/>
@@ -3754,9 +3630,6 @@
             </w:tcBorders>
           </w:tcPr>
           <w:p>
-            <w:pPr>
-              <w:spacing w:after="0"/>
-            </w:pPr>
             <w:r>
               <w:rPr>
                 <w:rFonts w:ascii="Arial" w:eastAsia="Arial" w:hAnsi="Arial" w:cs="Arial"/>
@@ -3777,9 +3650,6 @@
             </w:tcBorders>
           </w:tcPr>
           <w:p>
-            <w:pPr>
-              <w:spacing w:after="0"/>
-            </w:pPr>
             <w:r>
               <w:rPr>
                 <w:rFonts w:ascii="Arial" w:eastAsia="Arial" w:hAnsi="Arial" w:cs="Arial"/>
@@ -3801,9 +3671,6 @@
             </w:tcBorders>
           </w:tcPr>
           <w:p>
-            <w:pPr>
-              <w:spacing w:after="0"/>
-            </w:pPr>
             <w:r>
               <w:rPr>
                 <w:rFonts w:ascii="Arial" w:eastAsia="Arial" w:hAnsi="Arial" w:cs="Arial"/>
@@ -3838,9 +3705,6 @@
             </w:tcBorders>
           </w:tcPr>
           <w:p>
-            <w:pPr>
-              <w:spacing w:after="0"/>
-            </w:pPr>
             <w:r>
               <w:rPr>
                 <w:rFonts w:ascii="Arial" w:eastAsia="Arial" w:hAnsi="Arial" w:cs="Arial"/>
@@ -3861,9 +3725,6 @@
             </w:tcBorders>
           </w:tcPr>
           <w:p>
-            <w:pPr>
-              <w:spacing w:after="0"/>
-            </w:pPr>
             <w:r>
               <w:rPr>
                 <w:rFonts w:ascii="Arial" w:eastAsia="Arial" w:hAnsi="Arial" w:cs="Arial"/>
@@ -3884,9 +3745,6 @@
             </w:tcBorders>
           </w:tcPr>
           <w:p>
-            <w:pPr>
-              <w:spacing w:after="0"/>
-            </w:pPr>
             <w:r>
               <w:rPr>
                 <w:rFonts w:ascii="Arial" w:eastAsia="Arial" w:hAnsi="Arial" w:cs="Arial"/>
@@ -3908,9 +3766,6 @@
             </w:tcBorders>
           </w:tcPr>
           <w:p>
-            <w:pPr>
-              <w:spacing w:after="0"/>
-            </w:pPr>
             <w:r>
               <w:rPr>
                 <w:rFonts w:ascii="Arial" w:eastAsia="Arial" w:hAnsi="Arial" w:cs="Arial"/>
@@ -3932,9 +3787,6 @@
             </w:tcBorders>
           </w:tcPr>
           <w:p>
-            <w:pPr>
-              <w:spacing w:after="0"/>
-            </w:pPr>
             <w:r>
               <w:rPr>
                 <w:rFonts w:ascii="Arial" w:eastAsia="Arial" w:hAnsi="Arial" w:cs="Arial"/>
@@ -3956,9 +3808,6 @@
             </w:tcBorders>
           </w:tcPr>
           <w:p>
-            <w:pPr>
-              <w:spacing w:after="0"/>
-            </w:pPr>
             <w:r>
               <w:rPr>
                 <w:rFonts w:ascii="Arial" w:eastAsia="Arial" w:hAnsi="Arial" w:cs="Arial"/>
@@ -3993,9 +3842,6 @@
             </w:tcBorders>
           </w:tcPr>
           <w:p>
-            <w:pPr>
-              <w:spacing w:after="0"/>
-            </w:pPr>
             <w:r>
               <w:rPr>
                 <w:rFonts w:ascii="Arial" w:eastAsia="Arial" w:hAnsi="Arial" w:cs="Arial"/>
@@ -4016,9 +3862,6 @@
             </w:tcBorders>
           </w:tcPr>
           <w:p>
-            <w:pPr>
-              <w:spacing w:after="0"/>
-            </w:pPr>
             <w:r>
               <w:rPr>
                 <w:rFonts w:ascii="Arial" w:eastAsia="Arial" w:hAnsi="Arial" w:cs="Arial"/>
@@ -4040,9 +3883,6 @@
             </w:tcBorders>
           </w:tcPr>
           <w:p>
-            <w:pPr>
-              <w:spacing w:after="0"/>
-            </w:pPr>
             <w:r>
               <w:rPr>
                 <w:rFonts w:ascii="Arial" w:eastAsia="Arial" w:hAnsi="Arial" w:cs="Arial"/>
